--- a/word_gen_system/templates/template_1.docx
+++ b/word_gen_system/templates/template_1.docx
@@ -20,13 +20,25 @@
         <w:t>支行：</w:t>
       </w:r>
       <w:r>
-        <w:t>{{ data.branch_name }}</w:t>
+        <w:t xml:space="preserve">{{ </w:t>
+      </w:r>
+      <w:r>
+        <w:t>branch_main</w:t>
+      </w:r>
+      <w:r>
+        <w:t>.branch_name }}</w:t>
       </w:r>
       <w:r>
         <w:t>，报告期：</w:t>
       </w:r>
       <w:r>
-        <w:t>{{ data.report_date }}</w:t>
+        <w:t xml:space="preserve">{{ </w:t>
+      </w:r>
+      <w:r>
+        <w:t>branch_main</w:t>
+      </w:r>
+      <w:r>
+        <w:t>.report_date }}</w:t>
       </w:r>
     </w:p>
     <w:p>
@@ -254,7 +266,8 @@
     <w:p>
       <w:pPr>
         <w:rPr>
-          <w:rFonts w:hint="eastAsia"/>
+          <w:rFonts w:eastAsia="宋体" w:hint="eastAsia"/>
+          <w:lang w:eastAsia="zh-CN"/>
         </w:rPr>
       </w:pPr>
       <w:commentRangeStart w:id="0"/>
@@ -265,13 +278,25 @@
         <w:t>基于不良环比</w:t>
       </w:r>
       <w:r>
-        <w:t>{{ data.bad_mom }}</w:t>
+        <w:t xml:space="preserve">{{ </w:t>
+      </w:r>
+      <w:r>
+        <w:t>branch_main</w:t>
+      </w:r>
+      <w:r>
+        <w:t>.bad_mom }}</w:t>
       </w:r>
       <w:r>
         <w:t>、同比</w:t>
       </w:r>
       <w:r>
-        <w:t>{{ data.bad_yoy }}</w:t>
+        <w:t xml:space="preserve">{{ </w:t>
+      </w:r>
+      <w:r>
+        <w:t>branch_main</w:t>
+      </w:r>
+      <w:r>
+        <w:t>.bad_yoy }}</w:t>
       </w:r>
       <w:r>
         <w:t>，请撰写风险分析与建议。</w:t>
@@ -280,6 +305,95 @@
       <w:r>
         <w:commentReference w:id="0"/>
       </w:r>
+    </w:p>
+    <w:p>
+      <w:pPr>
+        <w:rPr>
+          <w:rFonts w:eastAsia="宋体" w:hint="eastAsia"/>
+          <w:lang w:eastAsia="zh-CN"/>
+        </w:rPr>
+      </w:pPr>
+    </w:p>
+    <w:p>
+      <w:pPr>
+        <w:rPr>
+          <w:rFonts w:eastAsia="宋体" w:hint="eastAsia"/>
+          <w:lang w:eastAsia="zh-CN"/>
+        </w:rPr>
+      </w:pPr>
+      <w:commentRangeStart w:id="1"/>
+      <w:r>
+        <w:t>§AIBLOCK0§</w:t>
+      </w:r>
+      <w:r>
+        <w:t>基于不良环比</w:t>
+      </w:r>
+      <w:r>
+        <w:t xml:space="preserve">{{ </w:t>
+      </w:r>
+      <w:r>
+        <w:t>branch_main</w:t>
+      </w:r>
+      <w:r>
+        <w:t>.bad_mom }}</w:t>
+      </w:r>
+      <w:r>
+        <w:t>、同比</w:t>
+      </w:r>
+      <w:r>
+        <w:t xml:space="preserve">{{ </w:t>
+      </w:r>
+      <w:r>
+        <w:t>branch_main</w:t>
+      </w:r>
+      <w:r>
+        <w:t>.bad_yoy }}</w:t>
+      </w:r>
+      <w:r>
+        <w:t>，普惠贷款余额为</w:t>
+      </w:r>
+      <w:r>
+        <w:t xml:space="preserve"> {{ loan_summary.loan_balance }} </w:t>
+      </w:r>
+      <w:r>
+        <w:t>万元；房产评估金额</w:t>
+      </w:r>
+      <w:r>
+        <w:t xml:space="preserve"> {{ loan_summary.house_eval_amount }} </w:t>
+      </w:r>
+      <w:r>
+        <w:t>万元。清偿能力判断：</w:t>
+      </w:r>
+      <w:r>
+        <w:t>{% if loan_summary.house_eval_amount &lt; loan_summary.loan_balance %}</w:t>
+      </w:r>
+      <w:r>
+        <w:t>无法清偿</w:t>
+      </w:r>
+      <w:r>
+        <w:t>{% else %}</w:t>
+      </w:r>
+      <w:r>
+        <w:t>可清偿</w:t>
+      </w:r>
+      <w:r>
+        <w:t>{% endif %}</w:t>
+      </w:r>
+      <w:r>
+        <w:t>。</w:t>
+      </w:r>
+      <w:commentRangeEnd w:id="1"/>
+      <w:r>
+        <w:commentReference w:id="1"/>
+      </w:r>
+    </w:p>
+    <w:p>
+      <w:pPr>
+        <w:rPr>
+          <w:rFonts w:eastAsia="宋体" w:hint="eastAsia"/>
+          <w:lang w:eastAsia="zh-CN"/>
+        </w:rPr>
+      </w:pPr>
     </w:p>
     <w:sectPr>
       <w:pgSz w:w="12240" w:h="15840"/>
@@ -332,13 +446,25 @@
         <w:t>不良额环比</w:t>
       </w:r>
       <w:r>
-        <w:t>{{ data.bad_mom }}</w:t>
+        <w:t xml:space="preserve">{{ </w:t>
+      </w:r>
+      <w:r>
+        <w:t>branch_main</w:t>
+      </w:r>
+      <w:r>
+        <w:t>.bad_mom }}</w:t>
       </w:r>
       <w:r>
         <w:t>、同比</w:t>
       </w:r>
       <w:r>
-        <w:t>{{ data.bad_yoy }}</w:t>
+        <w:t xml:space="preserve">{{ </w:t>
+      </w:r>
+      <w:r>
+        <w:t>branch_main</w:t>
+      </w:r>
+      <w:r>
+        <w:t>.bad_yoy }}</w:t>
       </w:r>
       <w:r>
         <w:t>数据，分析该支行风险状况，给出针对性建议</w:t>
@@ -348,18 +474,73 @@
       </w:r>
     </w:p>
   </w:comment>
+  <w:comment w:id="1" w:author="AI" w:date="2026-03-28T05:41:00Z" w:initials="AI">
+    <w:p>
+      <w:pPr>
+        <w:rPr>
+          <w:rFonts w:hint="eastAsia"/>
+          <w:lang w:eastAsia="zh-CN"/>
+        </w:rPr>
+      </w:pPr>
+      <w:r>
+        <w:annotationRef/>
+      </w:r>
+      <w:r>
+        <w:rPr>
+          <w:lang w:eastAsia="zh-CN"/>
+        </w:rPr>
+        <w:t>prompt="</w:t>
+      </w:r>
+      <w:r>
+        <w:rPr>
+          <w:rFonts w:eastAsia="宋体" w:hint="eastAsia"/>
+          <w:lang w:eastAsia="zh-CN"/>
+        </w:rPr>
+        <w:t>根据</w:t>
+      </w:r>
+      <w:r>
+        <w:rPr>
+          <w:rFonts w:ascii="微软雅黑" w:eastAsia="微软雅黑" w:hAnsi="微软雅黑" w:cs="微软雅黑" w:hint="eastAsia"/>
+          <w:lang w:eastAsia="zh-CN"/>
+        </w:rPr>
+        <w:t>给到的内容和数据，进行</w:t>
+      </w:r>
+      <w:r>
+        <w:rPr>
+          <w:rFonts w:eastAsia="宋体" w:hint="eastAsia"/>
+          <w:lang w:eastAsia="zh-CN"/>
+        </w:rPr>
+        <w:t>整合和</w:t>
+      </w:r>
+      <w:r>
+        <w:rPr>
+          <w:rFonts w:ascii="微软雅黑" w:eastAsia="微软雅黑" w:hAnsi="微软雅黑" w:cs="微软雅黑" w:hint="eastAsia"/>
+          <w:lang w:eastAsia="zh-CN"/>
+        </w:rPr>
+        <w:t>优化</w:t>
+      </w:r>
+      <w:r>
+        <w:rPr>
+          <w:lang w:eastAsia="zh-CN"/>
+        </w:rPr>
+        <w:t xml:space="preserve"> "</w:t>
+      </w:r>
+    </w:p>
+  </w:comment>
 </w:comments>
 </file>
 
 <file path=word/commentsExtended.xml><?xml version="1.0" encoding="utf-8"?>
 <w15:commentsEx xmlns:wpc="http://schemas.microsoft.com/office/word/2010/wordprocessingCanvas" xmlns:cx="http://schemas.microsoft.com/office/drawing/2014/chartex" xmlns:cx1="http://schemas.microsoft.com/office/drawing/2015/9/8/chartex" xmlns:cx2="http://schemas.microsoft.com/office/drawing/2015/10/21/chartex" xmlns:cx3="http://schemas.microsoft.com/office/drawing/2016/5/9/chartex" xmlns:cx4="http://schemas.microsoft.com/office/drawing/2016/5/10/chartex" xmlns:cx5="http://schemas.microsoft.com/office/drawing/2016/5/11/chartex" xmlns:cx6="http://schemas.microsoft.com/office/drawing/2016/5/12/chartex" xmlns:cx7="http://schemas.microsoft.com/office/drawing/2016/5/13/chartex" xmlns:cx8="http://schemas.microsoft.com/office/drawing/2016/5/14/chartex" xmlns:mc="http://schemas.openxmlformats.org/markup-compatibility/2006" xmlns:aink="http://schemas.microsoft.com/office/drawing/2016/ink" xmlns:am3d="http://schemas.microsoft.com/office/drawing/2017/model3d" xmlns:o="urn:schemas-microsoft-com:office:office" xmlns:oel="http://schemas.microsoft.com/office/2019/extlst" xmlns:r="http://schemas.openxmlformats.org/officeDocument/2006/relationships" xmlns:m="http://schemas.openxmlformats.org/officeDocument/2006/math" xmlns:v="urn:schemas-microsoft-com:vml" xmlns:wp14="http://schemas.microsoft.com/office/word/2010/wordprocessingDrawing" xmlns:wp="http://schemas.openxmlformats.org/drawingml/2006/wordprocessingDrawing" xmlns:w10="urn:schemas-microsoft-com:office:word" xmlns:w="http://schemas.openxmlformats.org/wordprocessingml/2006/main" xmlns:w14="http://schemas.microsoft.com/office/word/2010/wordml" xmlns:w15="http://schemas.microsoft.com/office/word/2012/wordml" xmlns:w16cex="http://schemas.microsoft.com/office/word/2018/wordml/cex" xmlns:w16cid="http://schemas.microsoft.com/office/word/2016/wordml/cid" xmlns:w16="http://schemas.microsoft.com/office/word/2018/wordml" xmlns:w16du="http://schemas.microsoft.com/office/word/2023/wordml/word16du" xmlns:w16sdtdh="http://schemas.microsoft.com/office/word/2020/wordml/sdtdatahash" xmlns:w16sdtfl="http://schemas.microsoft.com/office/word/2024/wordml/sdtformatlock" xmlns:w16se="http://schemas.microsoft.com/office/word/2015/wordml/symex" xmlns:wpg="http://schemas.microsoft.com/office/word/2010/wordprocessingGroup" xmlns:wpi="http://schemas.microsoft.com/office/word/2010/wordprocessingInk" xmlns:wne="http://schemas.microsoft.com/office/word/2006/wordml" xmlns:wps="http://schemas.microsoft.com/office/word/2010/wordprocessingShape" mc:Ignorable="w14 w15 w16se w16cid w16 w16cex w16sdtdh w16sdtfl w16du wp14">
   <w15:commentEx w15:paraId="7DCB59D9" w15:done="0"/>
+  <w15:commentEx w15:paraId="3EBDF787" w15:done="0"/>
 </w15:commentsEx>
 </file>
 
 <file path=word/commentsIds.xml><?xml version="1.0" encoding="utf-8"?>
 <w16cid:commentsIds xmlns:wpc="http://schemas.microsoft.com/office/word/2010/wordprocessingCanvas" xmlns:cx="http://schemas.microsoft.com/office/drawing/2014/chartex" xmlns:cx1="http://schemas.microsoft.com/office/drawing/2015/9/8/chartex" xmlns:cx2="http://schemas.microsoft.com/office/drawing/2015/10/21/chartex" xmlns:cx3="http://schemas.microsoft.com/office/drawing/2016/5/9/chartex" xmlns:cx4="http://schemas.microsoft.com/office/drawing/2016/5/10/chartex" xmlns:cx5="http://schemas.microsoft.com/office/drawing/2016/5/11/chartex" xmlns:cx6="http://schemas.microsoft.com/office/drawing/2016/5/12/chartex" xmlns:cx7="http://schemas.microsoft.com/office/drawing/2016/5/13/chartex" xmlns:cx8="http://schemas.microsoft.com/office/drawing/2016/5/14/chartex" xmlns:mc="http://schemas.openxmlformats.org/markup-compatibility/2006" xmlns:aink="http://schemas.microsoft.com/office/drawing/2016/ink" xmlns:am3d="http://schemas.microsoft.com/office/drawing/2017/model3d" xmlns:o="urn:schemas-microsoft-com:office:office" xmlns:oel="http://schemas.microsoft.com/office/2019/extlst" xmlns:r="http://schemas.openxmlformats.org/officeDocument/2006/relationships" xmlns:m="http://schemas.openxmlformats.org/officeDocument/2006/math" xmlns:v="urn:schemas-microsoft-com:vml" xmlns:wp14="http://schemas.microsoft.com/office/word/2010/wordprocessingDrawing" xmlns:wp="http://schemas.openxmlformats.org/drawingml/2006/wordprocessingDrawing" xmlns:w10="urn:schemas-microsoft-com:office:word" xmlns:w="http://schemas.openxmlformats.org/wordprocessingml/2006/main" xmlns:w14="http://schemas.microsoft.com/office/word/2010/wordml" xmlns:w15="http://schemas.microsoft.com/office/word/2012/wordml" xmlns:w16cex="http://schemas.microsoft.com/office/word/2018/wordml/cex" xmlns:w16cid="http://schemas.microsoft.com/office/word/2016/wordml/cid" xmlns:w16="http://schemas.microsoft.com/office/word/2018/wordml" xmlns:w16du="http://schemas.microsoft.com/office/word/2023/wordml/word16du" xmlns:w16sdtdh="http://schemas.microsoft.com/office/word/2020/wordml/sdtdatahash" xmlns:w16sdtfl="http://schemas.microsoft.com/office/word/2024/wordml/sdtformatlock" xmlns:w16se="http://schemas.microsoft.com/office/word/2015/wordml/symex" xmlns:wpg="http://schemas.microsoft.com/office/word/2010/wordprocessingGroup" xmlns:wpi="http://schemas.microsoft.com/office/word/2010/wordprocessingInk" xmlns:wne="http://schemas.microsoft.com/office/word/2006/wordml" xmlns:wps="http://schemas.microsoft.com/office/word/2010/wordprocessingShape" mc:Ignorable="w14 w15 w16se w16cid w16 w16cex w16sdtdh w16sdtfl w16du wp14">
   <w16cid:commentId w16cid:paraId="7DCB59D9" w16cid:durableId="774B4527"/>
+  <w16cid:commentId w16cid:paraId="3EBDF787" w16cid:durableId="5BB05285"/>
 </w16cid:commentsIds>
 </file>
 
@@ -955,7 +1136,7 @@
   <w:style w:type="paragraph" w:default="1" w:styleId="a1">
     <w:name w:val="Normal"/>
     <w:qFormat/>
-    <w:rsid w:val="00FC693F"/>
+    <w:rsid w:val="00D80D1D"/>
     <w:rPr>
       <w:rFonts w:ascii="宋体" w:hAnsi="宋体"/>
     </w:rPr>
